--- a/pdfs/Sham_Satish_Thakare_Harvard_Math_PhD_CV.docx
+++ b/pdfs/Sham_Satish_Thakare_Harvard_Math_PhD_CV.docx
@@ -42,7 +42,7 @@
           <w:rFonts w:ascii="Calibri" w:hAnsi="Calibri"/>
           <w:sz w:val="20"/>
         </w:rPr>
-        <w:t>Gold Medalist in Mathematics (2024) · Pre-Doctoral Researcher, Capital One Systems Research · APCOER Pune (SPPU)</w:t>
+        <w:t>Gold Medalist in Mathematics (2024) · Pre-Doctoral Researcher, Independent Research Systems Research · APCOER Pune (SPPU)</w:t>
       </w:r>
     </w:p>
     <w:p>
@@ -304,7 +304,7 @@
           <w:rFonts w:ascii="Calibri" w:hAnsi="Calibri"/>
           <w:sz w:val="19"/>
         </w:rPr>
-        <w:t>Sham Satish Thakare, Yuri Shelke (Distinguished Engineer, Capital One). Under Review at IEEE Transactions, 2024.</w:t>
+        <w:t>Sham Satish Thakare,  (Distinguished Engineer, Independent Research). Under Review at IEEE Transactions, 2024.</w:t>
         <w:br/>
         <w:t>Derives mathematical proofs of non-empty quorum intersection invariants (Q_i ∩ Q_j ≠ ∅) under bounded clock drift Delta, eliminating p99 tail latency spikes under asymmetric partitions.</w:t>
       </w:r>
@@ -357,7 +357,7 @@
           <w:b/>
           <w:sz w:val="20"/>
         </w:rPr>
-        <w:t>Capital One Systems Research, Pune, India</w:t>
+        <w:t>Independent Research Systems Research, Pune, India</w:t>
       </w:r>
     </w:p>
     <w:p>
@@ -370,7 +370,7 @@
           <w:b/>
           <w:sz w:val="20"/>
         </w:rPr>
-        <w:t>Pre-Doctoral Researcher | Mentorship: Yuri Shelke (Distinguished Engineer)</w:t>
+        <w:t>Pre-Doctoral Researcher | Mentorship:  (Distinguished Engineer)</w:t>
       </w:r>
     </w:p>
     <w:p>
